--- a/MindGuard/docs/MindGuard_Documentatie_Tehnica.docx
+++ b/MindGuard/docs/MindGuard_Documentatie_Tehnica.docx
@@ -1672,7 +1672,244 @@
         <w:spacing w:after="200" w:before="360"/>
       </w:pPr>
       <w:r>
-        <w:t xml:space="preserve">12. Concluzii</w:t>
+        <w:t xml:space="preserve">13. Securitate și validarea datelor</w:t>
+      </w:r>
+    </w:p>
+    <w:p>
+      <w:pPr>
+        <w:spacing w:after="80" w:before="80"/>
+        <w:jc w:val="both"/>
+      </w:pPr>
+      <w:r>
+        <w:rPr>
+          <w:sz w:val="22"/>
+          <w:szCs w:val="22"/>
+        </w:rPr>
+        <w:t xml:space="preserve">Deși MindGuard este o aplicație care rulează local și nu trimite date către un server, am considerat important să implementăm mecanisme de validare a datelor introduse de utilizatori și de tratare a excepțiilor. Acest aspect este important în mod special pentru o aplicație destinată copiilor, unde fiabilitatea și siguranța conținutului trebuie să fie principii fundamentale de design.</w:t>
+      </w:r>
+    </w:p>
+    <w:p>
+      <w:pPr>
+        <w:pStyle w:val="Heading3"/>
+        <w:spacing w:after="120" w:before="200"/>
+      </w:pPr>
+      <w:r>
+        <w:t xml:space="preserve">13.1. Validarea datelor de intrare</w:t>
+      </w:r>
+    </w:p>
+    <w:p>
+      <w:pPr>
+        <w:spacing w:after="80" w:before="80"/>
+        <w:jc w:val="both"/>
+      </w:pPr>
+      <w:r>
+        <w:rPr>
+          <w:sz w:val="22"/>
+          <w:szCs w:val="22"/>
+        </w:rPr>
+        <w:t xml:space="preserve">Toate input-urile utilizatorului din forum sunt procesate prin funcția centralizată sanitize_text(), care implementează următoarele verificări:</w:t>
+      </w:r>
+    </w:p>
+    <w:p>
+      <w:pPr>
+        <w:pStyle w:val="ListParagraph"/>
+        <w:numPr>
+          <w:ilvl w:val="0"/>
+          <w:numId w:val="2"/>
+        </w:numPr>
+        <w:spacing w:after="40" w:before="40"/>
+      </w:pPr>
+      <w:r>
+        <w:rPr>
+          <w:sz w:val="22"/>
+          <w:szCs w:val="22"/>
+        </w:rPr>
+        <w:t xml:space="preserve">Verificarea tipului de date — input-ul trebuie să fie un string; orice alt tip este respins.</w:t>
+      </w:r>
+    </w:p>
+    <w:p>
+      <w:pPr>
+        <w:pStyle w:val="ListParagraph"/>
+        <w:numPr>
+          <w:ilvl w:val="0"/>
+          <w:numId w:val="2"/>
+        </w:numPr>
+        <w:spacing w:after="40" w:before="40"/>
+      </w:pPr>
+      <w:r>
+        <w:rPr>
+          <w:sz w:val="22"/>
+          <w:szCs w:val="22"/>
+        </w:rPr>
+        <w:t xml:space="preserve">Verificarea lungimii minime (3 caractere) — previne postări goale sau accidentale.</w:t>
+      </w:r>
+    </w:p>
+    <w:p>
+      <w:pPr>
+        <w:pStyle w:val="ListParagraph"/>
+        <w:numPr>
+          <w:ilvl w:val="0"/>
+          <w:numId w:val="2"/>
+        </w:numPr>
+        <w:spacing w:after="40" w:before="40"/>
+      </w:pPr>
+      <w:r>
+        <w:rPr>
+          <w:sz w:val="22"/>
+          <w:szCs w:val="22"/>
+        </w:rPr>
+        <w:t xml:space="preserve">Verificarea lungimii maxime (500 caractere) — previne spam-ul cu texte foarte lungi care ar putea afecta performanța aplicației sau experiența celorlalți utilizatori (protecție de tip DoS la nivel de UI).</w:t>
+      </w:r>
+    </w:p>
+    <w:p>
+      <w:pPr>
+        <w:pStyle w:val="ListParagraph"/>
+        <w:numPr>
+          <w:ilvl w:val="0"/>
+          <w:numId w:val="2"/>
+        </w:numPr>
+        <w:spacing w:after="40" w:before="40"/>
+      </w:pPr>
+      <w:r>
+        <w:rPr>
+          <w:sz w:val="22"/>
+          <w:szCs w:val="22"/>
+        </w:rPr>
+        <w:t xml:space="preserve">Eliminarea caracterelor de control — caracterele invizibile (cu excepția newline și tab) sunt eliminate pentru a preveni probleme de afișare sau atacuri prin caractere ascunse.</w:t>
+      </w:r>
+    </w:p>
+    <w:p>
+      <w:pPr>
+        <w:pStyle w:val="ListParagraph"/>
+        <w:numPr>
+          <w:ilvl w:val="0"/>
+          <w:numId w:val="2"/>
+        </w:numPr>
+        <w:spacing w:after="40" w:before="40"/>
+      </w:pPr>
+      <w:r>
+        <w:rPr>
+          <w:sz w:val="22"/>
+          <w:szCs w:val="22"/>
+        </w:rPr>
+        <w:t xml:space="preserve">Filtrarea cuvintelor interzise — o listă de bază de cuvinte este verificată pentru a oferi o primă linie de moderare a conținutului forumului. În etapele viitoare, această listă va fi extinsă și completată cu moderare automată bazată pe AI.</w:t>
+      </w:r>
+    </w:p>
+    <w:p>
+      <w:pPr>
+        <w:pStyle w:val="Heading3"/>
+        <w:spacing w:after="120" w:before="200"/>
+      </w:pPr>
+      <w:r>
+        <w:t xml:space="preserve">13.2. Tratarea excepțiilor</w:t>
+      </w:r>
+    </w:p>
+    <w:p>
+      <w:pPr>
+        <w:spacing w:after="80" w:before="80"/>
+        <w:jc w:val="both"/>
+      </w:pPr>
+      <w:r>
+        <w:rPr>
+          <w:sz w:val="22"/>
+          <w:szCs w:val="22"/>
+        </w:rPr>
+        <w:t xml:space="preserve">Punctele critice ale aplicației sunt protejate prin blocuri try/except care previn crash-urile și asigură o experiență stabilă utilizatorului:</w:t>
+      </w:r>
+    </w:p>
+    <w:p>
+      <w:pPr>
+        <w:pStyle w:val="ListParagraph"/>
+        <w:numPr>
+          <w:ilvl w:val="0"/>
+          <w:numId w:val="2"/>
+        </w:numPr>
+        <w:spacing w:after="40" w:before="40"/>
+      </w:pPr>
+      <w:r>
+        <w:rPr>
+          <w:sz w:val="22"/>
+          <w:szCs w:val="22"/>
+        </w:rPr>
+        <w:t xml:space="preserve">Funcția add_post() tratează AttributeError (dacă obiectul input este corupt) și orice excepție generică, afișând un mesaj prietenos în loc să închidă aplicația.</w:t>
+      </w:r>
+    </w:p>
+    <w:p>
+      <w:pPr>
+        <w:pStyle w:val="ListParagraph"/>
+        <w:numPr>
+          <w:ilvl w:val="0"/>
+          <w:numId w:val="2"/>
+        </w:numPr>
+        <w:spacing w:after="40" w:before="40"/>
+      </w:pPr>
+      <w:r>
+        <w:rPr>
+          <w:sz w:val="22"/>
+          <w:szCs w:val="22"/>
+        </w:rPr>
+        <w:t xml:space="preserve">Corutina start_exercise_timer() tratează explicit asyncio.CancelledError ca un comportament normal (utilizatorul a oprit exercițiul) și separat orice altă excepție neașteptată. Blocul finally garantează că task-ul asyncio este curățat indiferent de cum se termină corutina, prevenind memory leaks.</w:t>
+      </w:r>
+    </w:p>
+    <w:p>
+      <w:pPr>
+        <w:pStyle w:val="ListParagraph"/>
+        <w:numPr>
+          <w:ilvl w:val="0"/>
+          <w:numId w:val="2"/>
+        </w:numPr>
+        <w:spacing w:after="40" w:before="40"/>
+      </w:pPr>
+      <w:r>
+        <w:rPr>
+          <w:sz w:val="22"/>
+          <w:szCs w:val="22"/>
+        </w:rPr>
+        <w:t xml:space="preserve">Validarea defensivă a parametrilor — durata fazelor exercițiului de respirație este verificată pentru valori valide (&gt; 0) înainte de a porni temporizatorul, prevenind bucle infinite sau comportament neprevăzut.</w:t>
+      </w:r>
+    </w:p>
+    <w:p>
+      <w:pPr>
+        <w:pStyle w:val="Heading3"/>
+        <w:spacing w:after="120" w:before="200"/>
+      </w:pPr>
+      <w:r>
+        <w:t xml:space="preserve">13.3. Considerații despre amploarea securității necesare</w:t>
+      </w:r>
+    </w:p>
+    <w:p>
+      <w:pPr>
+        <w:spacing w:after="80" w:before="80"/>
+        <w:jc w:val="both"/>
+      </w:pPr>
+      <w:r>
+        <w:rPr>
+          <w:sz w:val="22"/>
+          <w:szCs w:val="22"/>
+        </w:rPr>
+        <w:t xml:space="preserve">Conform regulamentului InfoEducația, secțiunea de securitate este punctată direct proporțional cu complexitatea și necesitatea de securitate a aplicației. MindGuard este o aplicație offline, fără autentificare, fără persistență de date sensibile, fără comunicare în rețea, fără gestionare de fișiere. În consecință, vectorii de atac sunt limitați la input-ul direct al utilizatorului — exact ce am acoperit prin mecanismele descrise mai sus.</w:t>
+      </w:r>
+    </w:p>
+    <w:p>
+      <w:pPr>
+        <w:spacing w:after="80" w:before="80"/>
+        <w:jc w:val="both"/>
+      </w:pPr>
+      <w:r>
+        <w:rPr>
+          <w:sz w:val="22"/>
+          <w:szCs w:val="22"/>
+        </w:rPr>
+        <w:t xml:space="preserve">Pe măsură ce aplicația va evolua (persistență SQLite, sincronizare cloud, autentificare), modelul de securitate va trebui extins corespunzător. Acest aspect este inclus explicit în roadmap (cap. 10) ca prioritate pentru versiunea de producție.</w:t>
+      </w:r>
+    </w:p>
+    <w:p>
+      <w:pPr>
+        <w:pStyle w:val="Heading1"/>
+        <w:spacing w:after="200" w:before="360"/>
+      </w:pPr>
+      <w:r>
+        <w:t xml:space="preserve">14. Concluzii</w:t>
       </w:r>
     </w:p>
     <w:p>
